--- a/daily-reports/2026-10-18/report.docx
+++ b/daily-reports/2026-10-18/report.docx
@@ -28,28 +28,28 @@
         <w:pStyle w:val="Heading2"/>
       </w:pPr>
       <w:r>
-        <w:t>1. jhaizhou-ops/d2r-mobile  ⭐ 3,742</w:t>
+        <w:t>1. jhaizhou-ops/d2r-mobile  ⭐ 3,744</w:t>
       </w:r>
     </w:p>
     <w:p>
       <w:r>
-        <w:t>语言：C ｜ Stars：3,742 ｜ Forks：1,065</w:t>
+        <w:t>语言：C ｜ Stars：3,744 ｜ Forks：1,065</w:t>
         <w:br/>
       </w:r>
       <w:r>
-        <w:t>这是什么：这是一个让经典游戏《暗黑破坏神 II：狱火重生》能在 iPhone、iPad 和 Mac 上原生运行的开源兼容层，自带触屏操作和 60 帧流畅画面。它本身不包含游戏文件，需要你自己拥有正版 Switch 游戏拷贝才能使用。</w:t>
+        <w:t>这是什么：这是一个让经典游戏《暗黑破坏神 II：狱火重生》能在 iPhone、iPad 和 Mac 上原生运行的开源兼容层。它本身不包含游戏，需要你自备正版游戏文件，但提供了完整的触屏操作、60 帧流畅画面和新的终局玩法。</w:t>
         <w:br/>
       </w:r>
       <w:r>
-        <w:t>能用来做什么：可以让你在手机或平板上随时随地玩暗黑破坏神 II，支持触屏操控和新的终局玩法模式。</w:t>
+        <w:t>能用来做什么：适合想在手机或平板上随时随地刷暗黑二的老玩家，用触屏就能打怪升级，不用守着电脑。</w:t>
         <w:br/>
       </w:r>
       <w:r>
-        <w:t>适用领域：手机游戏、掌机游戏、苹果设备娱乐</w:t>
+        <w:t>适用领域：游戏移植、移动端娱乐、怀旧游戏体验</w:t>
         <w:br/>
       </w:r>
       <w:r>
-        <w:t>对新手有什么帮助：适合想了解游戏移植和兼容层原理的爱好者，也能直接帮你把这款经典游戏搬到苹果设备上玩。</w:t>
+        <w:t>对新手有什么帮助：如果你好奇游戏是怎么被“搬”到不同设备上的，这个项目能让你看到底层兼容技术的大致思路；普通玩家则可以直接用它实现躺着刷装备的愿望。</w:t>
         <w:br/>
       </w:r>
       <w:r>
@@ -61,28 +61,28 @@
         <w:pStyle w:val="Heading2"/>
       </w:pPr>
       <w:r>
-        <w:t>2. Arekejoker/qwen21-nsfw-pose-skill  ⭐ 2,663</w:t>
+        <w:t>2. Arekejoker/qwen21-nsfw-pose-skill  ⭐ 2,666</w:t>
       </w:r>
     </w:p>
     <w:p>
       <w:r>
-        <w:t>语言：Python ｜ Stars：2,663 ｜ Forks：510</w:t>
+        <w:t>语言：Python ｜ Stars：2,666 ｜ Forks：511</w:t>
         <w:br/>
       </w:r>
       <w:r>
-        <w:t>这是什么：这是一个给 AI 绘画工具用的“技能包”，专门针对 Qwen-Image 2.1 模型，提供作者调好的提示词配方、成人内容模型和 136 种姿势的人偶控制。它能让 AI 按指定姿势生成图片。</w:t>
+        <w:t>这是什么：这是一个给 AI 绘图工具用的“技能包”，专门帮你在 Qwen-Image 2.1 模型里生成特定姿势和成人向（NSFW）图片。它打包了作者调好的提示词配方、专用模型插件和 136 种姿势的人偶控制参考。</w:t>
         <w:br/>
       </w:r>
       <w:r>
-        <w:t>能用来做什么：可以在 Claude Code、Cursor 等 AI 编程工具里调用，用来生成带特定姿势的 AI 图像。</w:t>
+        <w:t>能用来做什么：适合在 Claude Code、Cursor 等 AI 编程助手里调用，快速生成指定姿势的插画或角色图。</w:t>
         <w:br/>
       </w:r>
       <w:r>
-        <w:t>适用领域：AI 绘画、图像生成、创意设计</w:t>
+        <w:t>适用领域：AI 绘画、角色设计、成人内容创作</w:t>
         <w:br/>
       </w:r>
       <w:r>
-        <w:t>对新手有什么帮助：适合想学习 AI 绘画提示词写法和姿势控制的进阶用户，能直接帮你生成指定姿势的图片。</w:t>
+        <w:t>对新手有什么帮助：对想学 AI 绘图提示词写法的读者有参考价值，能直接套用现成配方出图；不过内容涉及成人向，新手使用前需注意适用场景和平台规则。</w:t>
         <w:br/>
       </w:r>
       <w:r>
@@ -94,28 +94,28 @@
         <w:pStyle w:val="Heading2"/>
       </w:pPr>
       <w:r>
-        <w:t>3. HeyPuter/everything  ⭐ 2,083</w:t>
+        <w:t>3. HeyPuter/everything  ⭐ 2,087</w:t>
       </w:r>
     </w:p>
     <w:p>
       <w:r>
-        <w:t>语言：JavaScript ｜ Stars：2,083 ｜ Forks：297</w:t>
+        <w:t>语言：JavaScript ｜ Stars：2,087 ｜ Forks：298</w:t>
         <w:br/>
       </w:r>
       <w:r>
-        <w:t>这是什么：这是一个雄心勃勃的开源项目，目标是“从零开始重新构建并开源全世界的软件”。它把各种常见软件重新写一遍并免费公开，让所有人都能使用和学习。</w:t>
+        <w:t>这是什么：这是一个野心很大的开源项目，目标是“从零开始重新构建并开源全世界的软件”。简单说，就是一群人打算把各种常用软件重新写一遍，并且全部公开源码。</w:t>
         <w:br/>
       </w:r>
       <w:r>
-        <w:t>能用来做什么：可以用来替代日常使用的商业软件，也能作为学习软件内部如何实现的参考。</w:t>
+        <w:t>能用来做什么：适合想了解软件是怎么被从头造出来的学习者围观和参与，也可以用来找某个软件的替代开源版本。</w:t>
         <w:br/>
       </w:r>
       <w:r>
-        <w:t>适用领域：软件开发、开源替代、学习研究</w:t>
+        <w:t>适用领域：开源软件、软件开发学习、社区协作</w:t>
         <w:br/>
       </w:r>
       <w:r>
-        <w:t>对新手有什么帮助：适合想了解软件是怎么做出来的新手，能直接给你一套免费可用的软件工具。</w:t>
+        <w:t>对新手有什么帮助：新手可以把它当成一个“软件是怎么做出来的”大型公开课，看别人从零写软件的过程，比只看教程更直观。</w:t>
         <w:br/>
       </w:r>
       <w:r>
@@ -127,28 +127,28 @@
         <w:pStyle w:val="Heading2"/>
       </w:pPr>
       <w:r>
-        <w:t>4. deeplethe/solid-glass  ⭐ 1,835</w:t>
+        <w:t>4. deeplethe/solid-glass  ⭐ 1,851</w:t>
       </w:r>
     </w:p>
     <w:p>
       <w:r>
-        <w:t>语言：TypeScript ｜ Stars：1,835 ｜ Forks：22</w:t>
+        <w:t>语言：TypeScript ｜ Stars：1,851 ｜ Forks：23</w:t>
         <w:br/>
       </w:r>
       <w:r>
-        <w:t>这是什么：这是一个专门为 AI 应用设计的设计系统，强调材质感、物理感和触感，让 AI 产品界面看起来更有质感、更专业。它提供一套统一的视觉和交互规范。</w:t>
+        <w:t>这是什么：这是一套专门为 AI 应用设计的设计系统，强调材质感、物理感和触摸感，让 AI 产品的界面看起来更有质感、更“像实物”。</w:t>
         <w:br/>
       </w:r>
       <w:r>
-        <w:t>能用来做什么：可以用来设计 AI 聊天助手、AI 工具类产品的界面，让产品看起来更精致统一。</w:t>
+        <w:t>能用来做什么：适合正在做 AI 聊天工具、AI 助手类产品的开发者，直接套用这套界面风格来提升产品观感。</w:t>
         <w:br/>
       </w:r>
       <w:r>
-        <w:t>适用领域：AI 产品设计、网页开发、界面设计</w:t>
+        <w:t>适用领域：AI 产品界面设计、前端开发、用户体验设计</w:t>
         <w:br/>
       </w:r>
       <w:r>
-        <w:t>对新手有什么帮助：适合想学习 AI 产品界面设计的新手，能直接帮你做出有质感、风格统一的 AI 应用界面。</w:t>
+        <w:t>对新手有什么帮助：对设计感兴趣的新手可以从中学习一套完整设计系统是怎么组织的，做 AI 产品时也能直接拿来用，省去从零设计界面的麻烦。</w:t>
         <w:br/>
       </w:r>
       <w:r>
@@ -160,28 +160,28 @@
         <w:pStyle w:val="Heading2"/>
       </w:pPr>
       <w:r>
-        <w:t>5. ahwootech/BRUTAL  ⭐ 1,812</w:t>
+        <w:t>5. ahwootech/BRUTAL  ⭐ 1,813</w:t>
       </w:r>
     </w:p>
     <w:p>
       <w:r>
-        <w:t>语言：C# ｜ Stars：1,812 ｜ Forks：97</w:t>
+        <w:t>语言：C# ｜ Stars：1,813 ｜ Forks：97</w:t>
         <w:br/>
       </w:r>
       <w:r>
-        <w:t>这是什么：这是一个免费开源的 C# 游戏开发框架，也能当作自己游戏引擎的基础。它可以直接调用系统底层接口和 Vulkan 图形技术，是《Kitten Space Agency》和《RimWorld》Waylith 引擎的底层基础。</w:t>
+        <w:t>这是什么：这是一个免费开源的 C# 游戏开发框架，也能当作你自己游戏引擎的地基。它让你能直接调用系统底层接口和 Vulkan 图形技术，知名游戏《Kitten Space Agency》和 RimWorld 的 Waylith 引擎都建立在它之上。</w:t>
         <w:br/>
       </w:r>
       <w:r>
-        <w:t>能用来做什么：可以用来开发自己的游戏，或者搭建属于自己的游戏引擎，适合有一定编程基础后深入游戏开发。</w:t>
+        <w:t>能用来做什么：适合想用 C# 做游戏或自己造游戏引擎的开发者，从底层开始搭建高性能的 3D 游戏。</w:t>
         <w:br/>
       </w:r>
       <w:r>
-        <w:t>适用领域：游戏开发、游戏引擎、图形编程</w:t>
+        <w:t>适用领域：游戏开发、游戏引擎、3D 图形编程</w:t>
         <w:br/>
       </w:r>
       <w:r>
-        <w:t>对新手有什么帮助：适合想学习游戏引擎底层原理的开发者，能直接帮你搭建游戏或引擎的底层框架。</w:t>
+        <w:t>对新手有什么帮助：对想学游戏开发的新手来说，这是一个真实项目在用的框架，能帮你理解游戏引擎底层是怎么运作的；不过需要一定编程基础，零基础建议先学 C# 再来。</w:t>
         <w:br/>
       </w:r>
       <w:r>
@@ -212,7 +212,7 @@
         <w:t>Show HN: Llmspeed – feel how fast a local LLM runs before you buy the hardware</w:t>
       </w:r>
       <w:r>
-        <w:t>（👍 269）</w:t>
+        <w:t>（👍 272）</w:t>
       </w:r>
       <w:r>
         <w:br/>
@@ -220,7 +220,7 @@
       </w:r>
       <w:r>
         <w:br/>
-        <w:t>摘要：Llmspeed 是一个展示型工具，让用户在购买硬件前直观感受本地大模型的实际推理速度，帮助评估硬件配置与模型性能的匹配度。</w:t>
+        <w:t>摘要：Llmspeed 是一个 Show HN 项目，让用户在购买硬件前先体验本地 LLM 的实际运行速度，帮助评估硬件是否满足需求。</w:t>
       </w:r>
     </w:p>
     <w:p>
@@ -239,7 +239,7 @@
       </w:r>
       <w:r>
         <w:br/>
-        <w:t>摘要：文章探讨 AI 生成代码日益普及后代码验证环节的归属问题，指出验证与审查能力可能成为制约 AI 编程落地的关键瓶颈。</w:t>
+        <w:t>摘要：文章探讨 AI 生成代码后由谁验证的问题，指出代码验证与质量保障正成为 AI 编程普及后的关键瓶颈。</w:t>
       </w:r>
     </w:p>
     <w:p>
@@ -263,7 +263,7 @@
       </w:r>
       <w:r>
         <w:br/>
-        <w:t>摘要：DeepSeek 发布新模型，主打极高性价比，据称在性能与价格比上大幅领先同类产品，引发行业关注。</w:t>
+        <w:t>摘要：DeepSeek 发布新模型，以极高性价比引发关注，可能对现有大模型定价与竞争格局造成冲击。</w:t>
       </w:r>
     </w:p>
     <w:p>
@@ -287,7 +287,7 @@
       </w:r>
       <w:r>
         <w:br/>
-        <w:t>摘要：报道称 Opus 5.5 极速版全面开放使用，主打更快的响应速度，被视为对现有大模型服务格局的又一次冲击。</w:t>
+        <w:t>摘要：报道称 Opus 5.5 极速版全面解禁，主打更快的推理速度，值得关注其对高端模型使用门槛的影响。</w:t>
       </w:r>
     </w:p>
     <w:sectPr>
